--- a/KANEEZ FATIMA_timetable.docx
+++ b/KANEEZ FATIMA_timetable.docx
@@ -7,7 +7,12 @@
         <w:pStyle w:val="Title"/>
       </w:pPr>
       <w:r>
-        <w:t>Teacher Timetable - KANEEZ FATIMA</w:t>
+        <w:t>Teacher Timetable — KANEEZ FATIMA</w:t>
+      </w:r>
+    </w:p>
+    <w:p>
+      <w:r>
+        <w:t>Total Weekly Periods: 20</w:t>
       </w:r>
     </w:p>
     <w:tbl>
@@ -17,17 +22,19 @@
         <w:tblLook w:firstColumn="1" w:firstRow="1" w:lastColumn="0" w:lastRow="0" w:noHBand="0" w:noVBand="1" w:val="04A0"/>
       </w:tblPr>
       <w:tblGrid>
-        <w:gridCol w:w="1440"/>
-        <w:gridCol w:w="1440"/>
-        <w:gridCol w:w="1440"/>
-        <w:gridCol w:w="1440"/>
-        <w:gridCol w:w="1440"/>
-        <w:gridCol w:w="1440"/>
+        <w:gridCol w:w="1080"/>
+        <w:gridCol w:w="1080"/>
+        <w:gridCol w:w="1080"/>
+        <w:gridCol w:w="1080"/>
+        <w:gridCol w:w="1080"/>
+        <w:gridCol w:w="1080"/>
+        <w:gridCol w:w="1080"/>
+        <w:gridCol w:w="1080"/>
       </w:tblGrid>
       <w:tr>
         <w:tc>
           <w:tcPr>
-            <w:tcW w:type="dxa" w:w="1440"/>
+            <w:tcW w:type="dxa" w:w="1080"/>
           </w:tcPr>
           <w:p>
             <w:r>
@@ -37,51 +44,71 @@
         </w:tc>
         <w:tc>
           <w:tcPr>
-            <w:tcW w:type="dxa" w:w="1440"/>
+            <w:tcW w:type="dxa" w:w="1080"/>
           </w:tcPr>
           <w:p>
             <w:r>
-              <w:t>Monday</w:t>
+              <w:t>Mon-Thu Time</w:t>
             </w:r>
           </w:p>
         </w:tc>
         <w:tc>
           <w:tcPr>
-            <w:tcW w:type="dxa" w:w="1440"/>
+            <w:tcW w:type="dxa" w:w="1080"/>
           </w:tcPr>
           <w:p>
             <w:r>
-              <w:t>Tuesday</w:t>
+              <w:t>Mon</w:t>
             </w:r>
           </w:p>
         </w:tc>
         <w:tc>
           <w:tcPr>
-            <w:tcW w:type="dxa" w:w="1440"/>
+            <w:tcW w:type="dxa" w:w="1080"/>
           </w:tcPr>
           <w:p>
             <w:r>
-              <w:t>Wednesday</w:t>
+              <w:t>Tue</w:t>
             </w:r>
           </w:p>
         </w:tc>
         <w:tc>
           <w:tcPr>
-            <w:tcW w:type="dxa" w:w="1440"/>
+            <w:tcW w:type="dxa" w:w="1080"/>
           </w:tcPr>
           <w:p>
             <w:r>
-              <w:t>Thursday</w:t>
+              <w:t>Wed</w:t>
             </w:r>
           </w:p>
         </w:tc>
         <w:tc>
           <w:tcPr>
-            <w:tcW w:type="dxa" w:w="1440"/>
+            <w:tcW w:type="dxa" w:w="1080"/>
           </w:tcPr>
           <w:p>
             <w:r>
-              <w:t>Friday</w:t>
+              <w:t>Thu</w:t>
+            </w:r>
+          </w:p>
+        </w:tc>
+        <w:tc>
+          <w:tcPr>
+            <w:tcW w:type="dxa" w:w="1080"/>
+          </w:tcPr>
+          <w:p>
+            <w:r>
+              <w:t>Fri</w:t>
+            </w:r>
+          </w:p>
+        </w:tc>
+        <w:tc>
+          <w:tcPr>
+            <w:tcW w:type="dxa" w:w="1080"/>
+          </w:tcPr>
+          <w:p>
+            <w:r>
+              <w:t>Fri Time</w:t>
             </w:r>
           </w:p>
         </w:tc>
@@ -89,7 +116,7 @@
       <w:tr>
         <w:tc>
           <w:tcPr>
-            <w:tcW w:type="dxa" w:w="1440"/>
+            <w:tcW w:type="dxa" w:w="1080"/>
           </w:tcPr>
           <w:p>
             <w:r>
@@ -99,7 +126,17 @@
         </w:tc>
         <w:tc>
           <w:tcPr>
-            <w:tcW w:type="dxa" w:w="1440"/>
+            <w:tcW w:type="dxa" w:w="1080"/>
+          </w:tcPr>
+          <w:p>
+            <w:r>
+              <w:t>8:00-8:50</w:t>
+            </w:r>
+          </w:p>
+        </w:tc>
+        <w:tc>
+          <w:tcPr>
+            <w:tcW w:type="dxa" w:w="1080"/>
           </w:tcPr>
           <w:p>
             <w:r>
@@ -111,7 +148,7 @@
         </w:tc>
         <w:tc>
           <w:tcPr>
-            <w:tcW w:type="dxa" w:w="1440"/>
+            <w:tcW w:type="dxa" w:w="1080"/>
           </w:tcPr>
           <w:p>
             <w:r>
@@ -123,7 +160,7 @@
         </w:tc>
         <w:tc>
           <w:tcPr>
-            <w:tcW w:type="dxa" w:w="1440"/>
+            <w:tcW w:type="dxa" w:w="1080"/>
           </w:tcPr>
           <w:p>
             <w:r/>
@@ -131,7 +168,7 @@
         </w:tc>
         <w:tc>
           <w:tcPr>
-            <w:tcW w:type="dxa" w:w="1440"/>
+            <w:tcW w:type="dxa" w:w="1080"/>
           </w:tcPr>
           <w:p>
             <w:r/>
@@ -139,17 +176,27 @@
         </w:tc>
         <w:tc>
           <w:tcPr>
-            <w:tcW w:type="dxa" w:w="1440"/>
+            <w:tcW w:type="dxa" w:w="1080"/>
           </w:tcPr>
           <w:p>
             <w:r/>
+          </w:p>
+        </w:tc>
+        <w:tc>
+          <w:tcPr>
+            <w:tcW w:type="dxa" w:w="1080"/>
+          </w:tcPr>
+          <w:p>
+            <w:r>
+              <w:t>8:00-8:40</w:t>
+            </w:r>
           </w:p>
         </w:tc>
       </w:tr>
       <w:tr>
         <w:tc>
           <w:tcPr>
-            <w:tcW w:type="dxa" w:w="1440"/>
+            <w:tcW w:type="dxa" w:w="1080"/>
           </w:tcPr>
           <w:p>
             <w:r>
@@ -159,7 +206,17 @@
         </w:tc>
         <w:tc>
           <w:tcPr>
-            <w:tcW w:type="dxa" w:w="1440"/>
+            <w:tcW w:type="dxa" w:w="1080"/>
+          </w:tcPr>
+          <w:p>
+            <w:r>
+              <w:t>8:50-9:30</w:t>
+            </w:r>
+          </w:p>
+        </w:tc>
+        <w:tc>
+          <w:tcPr>
+            <w:tcW w:type="dxa" w:w="1080"/>
           </w:tcPr>
           <w:p>
             <w:r>
@@ -171,7 +228,7 @@
         </w:tc>
         <w:tc>
           <w:tcPr>
-            <w:tcW w:type="dxa" w:w="1440"/>
+            <w:tcW w:type="dxa" w:w="1080"/>
           </w:tcPr>
           <w:p>
             <w:r/>
@@ -179,7 +236,7 @@
         </w:tc>
         <w:tc>
           <w:tcPr>
-            <w:tcW w:type="dxa" w:w="1440"/>
+            <w:tcW w:type="dxa" w:w="1080"/>
           </w:tcPr>
           <w:p>
             <w:r>
@@ -191,7 +248,7 @@
         </w:tc>
         <w:tc>
           <w:tcPr>
-            <w:tcW w:type="dxa" w:w="1440"/>
+            <w:tcW w:type="dxa" w:w="1080"/>
           </w:tcPr>
           <w:p>
             <w:r>
@@ -203,31 +260,7 @@
         </w:tc>
         <w:tc>
           <w:tcPr>
-            <w:tcW w:type="dxa" w:w="1440"/>
-          </w:tcPr>
-          <w:p>
-            <w:r>
-              <w:t>9E</w:t>
-              <w:br/>
-              <w:t>ISLAMIAT IX</w:t>
-            </w:r>
-          </w:p>
-        </w:tc>
-      </w:tr>
-      <w:tr>
-        <w:tc>
-          <w:tcPr>
-            <w:tcW w:type="dxa" w:w="1440"/>
-          </w:tcPr>
-          <w:p>
-            <w:r>
-              <w:t>P3</w:t>
-            </w:r>
-          </w:p>
-        </w:tc>
-        <w:tc>
-          <w:tcPr>
-            <w:tcW w:type="dxa" w:w="1440"/>
+            <w:tcW w:type="dxa" w:w="1080"/>
           </w:tcPr>
           <w:p>
             <w:r>
@@ -239,23 +272,39 @@
         </w:tc>
         <w:tc>
           <w:tcPr>
-            <w:tcW w:type="dxa" w:w="1440"/>
+            <w:tcW w:type="dxa" w:w="1080"/>
           </w:tcPr>
           <w:p>
-            <w:r/>
+            <w:r>
+              <w:t>8:40-9:15</w:t>
+            </w:r>
+          </w:p>
+        </w:tc>
+      </w:tr>
+      <w:tr>
+        <w:tc>
+          <w:tcPr>
+            <w:tcW w:type="dxa" w:w="1080"/>
+          </w:tcPr>
+          <w:p>
+            <w:r>
+              <w:t>P3</w:t>
+            </w:r>
           </w:p>
         </w:tc>
         <w:tc>
           <w:tcPr>
-            <w:tcW w:type="dxa" w:w="1440"/>
+            <w:tcW w:type="dxa" w:w="1080"/>
           </w:tcPr>
           <w:p>
-            <w:r/>
+            <w:r>
+              <w:t>9:30-10:10</w:t>
+            </w:r>
           </w:p>
         </w:tc>
         <w:tc>
           <w:tcPr>
-            <w:tcW w:type="dxa" w:w="1440"/>
+            <w:tcW w:type="dxa" w:w="1080"/>
           </w:tcPr>
           <w:p>
             <w:r>
@@ -267,17 +316,55 @@
         </w:tc>
         <w:tc>
           <w:tcPr>
-            <w:tcW w:type="dxa" w:w="1440"/>
+            <w:tcW w:type="dxa" w:w="1080"/>
           </w:tcPr>
           <w:p>
             <w:r/>
+          </w:p>
+        </w:tc>
+        <w:tc>
+          <w:tcPr>
+            <w:tcW w:type="dxa" w:w="1080"/>
+          </w:tcPr>
+          <w:p>
+            <w:r/>
+          </w:p>
+        </w:tc>
+        <w:tc>
+          <w:tcPr>
+            <w:tcW w:type="dxa" w:w="1080"/>
+          </w:tcPr>
+          <w:p>
+            <w:r>
+              <w:t>9E</w:t>
+              <w:br/>
+              <w:t>ISLAMIAT IX</w:t>
+            </w:r>
+          </w:p>
+        </w:tc>
+        <w:tc>
+          <w:tcPr>
+            <w:tcW w:type="dxa" w:w="1080"/>
+          </w:tcPr>
+          <w:p>
+            <w:r/>
+          </w:p>
+        </w:tc>
+        <w:tc>
+          <w:tcPr>
+            <w:tcW w:type="dxa" w:w="1080"/>
+          </w:tcPr>
+          <w:p>
+            <w:r>
+              <w:t>9:15-9:50</w:t>
+            </w:r>
           </w:p>
         </w:tc>
       </w:tr>
       <w:tr>
         <w:tc>
           <w:tcPr>
-            <w:tcW w:type="dxa" w:w="1440"/>
+            <w:tcW w:type="dxa" w:w="1080"/>
           </w:tcPr>
           <w:p>
             <w:r>
@@ -287,7 +374,17 @@
         </w:tc>
         <w:tc>
           <w:tcPr>
-            <w:tcW w:type="dxa" w:w="1440"/>
+            <w:tcW w:type="dxa" w:w="1080"/>
+          </w:tcPr>
+          <w:p>
+            <w:r>
+              <w:t>10:10-10:50</w:t>
+            </w:r>
+          </w:p>
+        </w:tc>
+        <w:tc>
+          <w:tcPr>
+            <w:tcW w:type="dxa" w:w="1080"/>
           </w:tcPr>
           <w:p>
             <w:r/>
@@ -295,7 +392,7 @@
         </w:tc>
         <w:tc>
           <w:tcPr>
-            <w:tcW w:type="dxa" w:w="1440"/>
+            <w:tcW w:type="dxa" w:w="1080"/>
           </w:tcPr>
           <w:p>
             <w:r>
@@ -307,7 +404,7 @@
         </w:tc>
         <w:tc>
           <w:tcPr>
-            <w:tcW w:type="dxa" w:w="1440"/>
+            <w:tcW w:type="dxa" w:w="1080"/>
           </w:tcPr>
           <w:p>
             <w:r>
@@ -319,7 +416,7 @@
         </w:tc>
         <w:tc>
           <w:tcPr>
-            <w:tcW w:type="dxa" w:w="1440"/>
+            <w:tcW w:type="dxa" w:w="1080"/>
           </w:tcPr>
           <w:p>
             <w:r>
@@ -331,17 +428,27 @@
         </w:tc>
         <w:tc>
           <w:tcPr>
-            <w:tcW w:type="dxa" w:w="1440"/>
+            <w:tcW w:type="dxa" w:w="1080"/>
           </w:tcPr>
           <w:p>
             <w:r/>
+          </w:p>
+        </w:tc>
+        <w:tc>
+          <w:tcPr>
+            <w:tcW w:type="dxa" w:w="1080"/>
+          </w:tcPr>
+          <w:p>
+            <w:r>
+              <w:t>9:50-10:25</w:t>
+            </w:r>
           </w:p>
         </w:tc>
       </w:tr>
       <w:tr>
         <w:tc>
           <w:tcPr>
-            <w:tcW w:type="dxa" w:w="1440"/>
+            <w:tcW w:type="dxa" w:w="1080"/>
           </w:tcPr>
           <w:p>
             <w:r>
@@ -351,7 +458,17 @@
         </w:tc>
         <w:tc>
           <w:tcPr>
-            <w:tcW w:type="dxa" w:w="1440"/>
+            <w:tcW w:type="dxa" w:w="1080"/>
+          </w:tcPr>
+          <w:p>
+            <w:r>
+              <w:t>10:50-11:30</w:t>
+            </w:r>
+          </w:p>
+        </w:tc>
+        <w:tc>
+          <w:tcPr>
+            <w:tcW w:type="dxa" w:w="1080"/>
           </w:tcPr>
           <w:p>
             <w:r>
@@ -363,7 +480,7 @@
         </w:tc>
         <w:tc>
           <w:tcPr>
-            <w:tcW w:type="dxa" w:w="1440"/>
+            <w:tcW w:type="dxa" w:w="1080"/>
           </w:tcPr>
           <w:p>
             <w:r>
@@ -375,7 +492,7 @@
         </w:tc>
         <w:tc>
           <w:tcPr>
-            <w:tcW w:type="dxa" w:w="1440"/>
+            <w:tcW w:type="dxa" w:w="1080"/>
           </w:tcPr>
           <w:p>
             <w:r/>
@@ -383,7 +500,7 @@
         </w:tc>
         <w:tc>
           <w:tcPr>
-            <w:tcW w:type="dxa" w:w="1440"/>
+            <w:tcW w:type="dxa" w:w="1080"/>
           </w:tcPr>
           <w:p>
             <w:r/>
@@ -391,7 +508,81 @@
         </w:tc>
         <w:tc>
           <w:tcPr>
-            <w:tcW w:type="dxa" w:w="1440"/>
+            <w:tcW w:type="dxa" w:w="1080"/>
+          </w:tcPr>
+          <w:p>
+            <w:r>
+              <w:t>Lunch</w:t>
+            </w:r>
+          </w:p>
+        </w:tc>
+        <w:tc>
+          <w:tcPr>
+            <w:tcW w:type="dxa" w:w="1080"/>
+          </w:tcPr>
+          <w:p>
+            <w:r>
+              <w:t>10:55-11:35</w:t>
+            </w:r>
+          </w:p>
+        </w:tc>
+      </w:tr>
+      <w:tr>
+        <w:tc>
+          <w:tcPr>
+            <w:tcW w:type="dxa" w:w="1080"/>
+          </w:tcPr>
+          <w:p>
+            <w:r>
+              <w:t>Lunch</w:t>
+            </w:r>
+          </w:p>
+        </w:tc>
+        <w:tc>
+          <w:tcPr>
+            <w:tcW w:type="dxa" w:w="1080"/>
+          </w:tcPr>
+          <w:p>
+            <w:r>
+              <w:t>11:30-12:00</w:t>
+            </w:r>
+          </w:p>
+        </w:tc>
+        <w:tc>
+          <w:tcPr>
+            <w:tcW w:type="dxa" w:w="1080"/>
+          </w:tcPr>
+          <w:p>
+            <w:r/>
+          </w:p>
+        </w:tc>
+        <w:tc>
+          <w:tcPr>
+            <w:tcW w:type="dxa" w:w="1080"/>
+          </w:tcPr>
+          <w:p>
+            <w:r/>
+          </w:p>
+        </w:tc>
+        <w:tc>
+          <w:tcPr>
+            <w:tcW w:type="dxa" w:w="1080"/>
+          </w:tcPr>
+          <w:p>
+            <w:r/>
+          </w:p>
+        </w:tc>
+        <w:tc>
+          <w:tcPr>
+            <w:tcW w:type="dxa" w:w="1080"/>
+          </w:tcPr>
+          <w:p>
+            <w:r/>
+          </w:p>
+        </w:tc>
+        <w:tc>
+          <w:tcPr>
+            <w:tcW w:type="dxa" w:w="1080"/>
           </w:tcPr>
           <w:p>
             <w:r>
@@ -401,63 +592,21 @@
             </w:r>
           </w:p>
         </w:tc>
-      </w:tr>
-      <w:tr>
         <w:tc>
           <w:tcPr>
-            <w:tcW w:type="dxa" w:w="1440"/>
+            <w:tcW w:type="dxa" w:w="1080"/>
           </w:tcPr>
           <w:p>
             <w:r>
-              <w:t>Lunch</w:t>
+              <w:t>10:25-10:55</w:t>
             </w:r>
-          </w:p>
-        </w:tc>
-        <w:tc>
-          <w:tcPr>
-            <w:tcW w:type="dxa" w:w="1440"/>
-          </w:tcPr>
-          <w:p>
-            <w:r/>
-          </w:p>
-        </w:tc>
-        <w:tc>
-          <w:tcPr>
-            <w:tcW w:type="dxa" w:w="1440"/>
-          </w:tcPr>
-          <w:p>
-            <w:r/>
-          </w:p>
-        </w:tc>
-        <w:tc>
-          <w:tcPr>
-            <w:tcW w:type="dxa" w:w="1440"/>
-          </w:tcPr>
-          <w:p>
-            <w:r/>
-          </w:p>
-        </w:tc>
-        <w:tc>
-          <w:tcPr>
-            <w:tcW w:type="dxa" w:w="1440"/>
-          </w:tcPr>
-          <w:p>
-            <w:r/>
-          </w:p>
-        </w:tc>
-        <w:tc>
-          <w:tcPr>
-            <w:tcW w:type="dxa" w:w="1440"/>
-          </w:tcPr>
-          <w:p>
-            <w:r/>
           </w:p>
         </w:tc>
       </w:tr>
       <w:tr>
         <w:tc>
           <w:tcPr>
-            <w:tcW w:type="dxa" w:w="1440"/>
+            <w:tcW w:type="dxa" w:w="1080"/>
           </w:tcPr>
           <w:p>
             <w:r>
@@ -467,7 +616,17 @@
         </w:tc>
         <w:tc>
           <w:tcPr>
-            <w:tcW w:type="dxa" w:w="1440"/>
+            <w:tcW w:type="dxa" w:w="1080"/>
+          </w:tcPr>
+          <w:p>
+            <w:r>
+              <w:t>12:00-12:40</w:t>
+            </w:r>
+          </w:p>
+        </w:tc>
+        <w:tc>
+          <w:tcPr>
+            <w:tcW w:type="dxa" w:w="1080"/>
           </w:tcPr>
           <w:p>
             <w:r/>
@@ -475,7 +634,7 @@
         </w:tc>
         <w:tc>
           <w:tcPr>
-            <w:tcW w:type="dxa" w:w="1440"/>
+            <w:tcW w:type="dxa" w:w="1080"/>
           </w:tcPr>
           <w:p>
             <w:r>
@@ -487,7 +646,7 @@
         </w:tc>
         <w:tc>
           <w:tcPr>
-            <w:tcW w:type="dxa" w:w="1440"/>
+            <w:tcW w:type="dxa" w:w="1080"/>
           </w:tcPr>
           <w:p>
             <w:r/>
@@ -495,7 +654,7 @@
         </w:tc>
         <w:tc>
           <w:tcPr>
-            <w:tcW w:type="dxa" w:w="1440"/>
+            <w:tcW w:type="dxa" w:w="1080"/>
           </w:tcPr>
           <w:p>
             <w:r>
@@ -507,17 +666,27 @@
         </w:tc>
         <w:tc>
           <w:tcPr>
-            <w:tcW w:type="dxa" w:w="1440"/>
+            <w:tcW w:type="dxa" w:w="1080"/>
           </w:tcPr>
           <w:p>
             <w:r/>
+          </w:p>
+        </w:tc>
+        <w:tc>
+          <w:tcPr>
+            <w:tcW w:type="dxa" w:w="1080"/>
+          </w:tcPr>
+          <w:p>
+            <w:r>
+              <w:t>11:35-12:15</w:t>
+            </w:r>
           </w:p>
         </w:tc>
       </w:tr>
       <w:tr>
         <w:tc>
           <w:tcPr>
-            <w:tcW w:type="dxa" w:w="1440"/>
+            <w:tcW w:type="dxa" w:w="1080"/>
           </w:tcPr>
           <w:p>
             <w:r>
@@ -527,7 +696,17 @@
         </w:tc>
         <w:tc>
           <w:tcPr>
-            <w:tcW w:type="dxa" w:w="1440"/>
+            <w:tcW w:type="dxa" w:w="1080"/>
+          </w:tcPr>
+          <w:p>
+            <w:r>
+              <w:t>12:40-1:20</w:t>
+            </w:r>
+          </w:p>
+        </w:tc>
+        <w:tc>
+          <w:tcPr>
+            <w:tcW w:type="dxa" w:w="1080"/>
           </w:tcPr>
           <w:p>
             <w:r>
@@ -539,7 +718,7 @@
         </w:tc>
         <w:tc>
           <w:tcPr>
-            <w:tcW w:type="dxa" w:w="1440"/>
+            <w:tcW w:type="dxa" w:w="1080"/>
           </w:tcPr>
           <w:p>
             <w:r/>
@@ -547,7 +726,7 @@
         </w:tc>
         <w:tc>
           <w:tcPr>
-            <w:tcW w:type="dxa" w:w="1440"/>
+            <w:tcW w:type="dxa" w:w="1080"/>
           </w:tcPr>
           <w:p>
             <w:r/>
@@ -555,7 +734,7 @@
         </w:tc>
         <w:tc>
           <w:tcPr>
-            <w:tcW w:type="dxa" w:w="1440"/>
+            <w:tcW w:type="dxa" w:w="1080"/>
           </w:tcPr>
           <w:p>
             <w:r>
@@ -567,7 +746,15 @@
         </w:tc>
         <w:tc>
           <w:tcPr>
-            <w:tcW w:type="dxa" w:w="1440"/>
+            <w:tcW w:type="dxa" w:w="1080"/>
+          </w:tcPr>
+          <w:p>
+            <w:r/>
+          </w:p>
+        </w:tc>
+        <w:tc>
+          <w:tcPr>
+            <w:tcW w:type="dxa" w:w="1080"/>
           </w:tcPr>
           <w:p>
             <w:r/>
@@ -577,7 +764,7 @@
       <w:tr>
         <w:tc>
           <w:tcPr>
-            <w:tcW w:type="dxa" w:w="1440"/>
+            <w:tcW w:type="dxa" w:w="1080"/>
           </w:tcPr>
           <w:p>
             <w:r>
@@ -587,7 +774,17 @@
         </w:tc>
         <w:tc>
           <w:tcPr>
-            <w:tcW w:type="dxa" w:w="1440"/>
+            <w:tcW w:type="dxa" w:w="1080"/>
+          </w:tcPr>
+          <w:p>
+            <w:r>
+              <w:t>1:20-2:00</w:t>
+            </w:r>
+          </w:p>
+        </w:tc>
+        <w:tc>
+          <w:tcPr>
+            <w:tcW w:type="dxa" w:w="1080"/>
           </w:tcPr>
           <w:p>
             <w:r/>
@@ -595,7 +792,7 @@
         </w:tc>
         <w:tc>
           <w:tcPr>
-            <w:tcW w:type="dxa" w:w="1440"/>
+            <w:tcW w:type="dxa" w:w="1080"/>
           </w:tcPr>
           <w:p>
             <w:r>
@@ -607,7 +804,7 @@
         </w:tc>
         <w:tc>
           <w:tcPr>
-            <w:tcW w:type="dxa" w:w="1440"/>
+            <w:tcW w:type="dxa" w:w="1080"/>
           </w:tcPr>
           <w:p>
             <w:r>
@@ -619,7 +816,7 @@
         </w:tc>
         <w:tc>
           <w:tcPr>
-            <w:tcW w:type="dxa" w:w="1440"/>
+            <w:tcW w:type="dxa" w:w="1080"/>
           </w:tcPr>
           <w:p>
             <w:r/>
@@ -627,7 +824,15 @@
         </w:tc>
         <w:tc>
           <w:tcPr>
-            <w:tcW w:type="dxa" w:w="1440"/>
+            <w:tcW w:type="dxa" w:w="1080"/>
+          </w:tcPr>
+          <w:p>
+            <w:r/>
+          </w:p>
+        </w:tc>
+        <w:tc>
+          <w:tcPr>
+            <w:tcW w:type="dxa" w:w="1080"/>
           </w:tcPr>
           <w:p>
             <w:r/>

--- a/KANEEZ FATIMA_timetable.docx
+++ b/KANEEZ FATIMA_timetable.docx
@@ -12,7 +12,7 @@
     </w:p>
     <w:p>
       <w:r>
-        <w:t>Total Weekly Periods: 20</w:t>
+        <w:t>Total Weekly Periods: 19</w:t>
       </w:r>
     </w:p>
     <w:tbl>
@@ -139,23 +139,7 @@
             <w:tcW w:type="dxa" w:w="1080"/>
           </w:tcPr>
           <w:p>
-            <w:r>
-              <w:t>9C</w:t>
-              <w:br/>
-              <w:t>ISLAMIAT IX</w:t>
-            </w:r>
-          </w:p>
-        </w:tc>
-        <w:tc>
-          <w:tcPr>
-            <w:tcW w:type="dxa" w:w="1080"/>
-          </w:tcPr>
-          <w:p>
-            <w:r>
-              <w:t>9C</w:t>
-              <w:br/>
-              <w:t>ISLAMIAT IX</w:t>
-            </w:r>
+            <w:r/>
           </w:p>
         </w:tc>
         <w:tc>
@@ -180,6 +164,18 @@
           </w:tcPr>
           <w:p>
             <w:r/>
+          </w:p>
+        </w:tc>
+        <w:tc>
+          <w:tcPr>
+            <w:tcW w:type="dxa" w:w="1080"/>
+          </w:tcPr>
+          <w:p>
+            <w:r>
+              <w:t>9C</w:t>
+              <w:br/>
+              <w:t>ISLAMIAT IX</w:t>
+            </w:r>
           </w:p>
         </w:tc>
         <w:tc>
@@ -220,9 +216,21 @@
           </w:tcPr>
           <w:p>
             <w:r>
-              <w:t>9E</w:t>
+              <w:t>9B</w:t>
               <w:br/>
               <w:t>ISLAMIAT IX</w:t>
+            </w:r>
+          </w:p>
+        </w:tc>
+        <w:tc>
+          <w:tcPr>
+            <w:tcW w:type="dxa" w:w="1080"/>
+          </w:tcPr>
+          <w:p>
+            <w:r>
+              <w:t>8B</w:t>
+              <w:br/>
+              <w:t>ISLAMIAT</w:t>
             </w:r>
           </w:p>
         </w:tc>
@@ -239,11 +247,7 @@
             <w:tcW w:type="dxa" w:w="1080"/>
           </w:tcPr>
           <w:p>
-            <w:r>
-              <w:t>9B</w:t>
-              <w:br/>
-              <w:t>ISLAMIAT IX</w:t>
-            </w:r>
+            <w:r/>
           </w:p>
         </w:tc>
         <w:tc>
@@ -251,23 +255,7 @@
             <w:tcW w:type="dxa" w:w="1080"/>
           </w:tcPr>
           <w:p>
-            <w:r>
-              <w:t>9C</w:t>
-              <w:br/>
-              <w:t>ISLAMIAT IX</w:t>
-            </w:r>
-          </w:p>
-        </w:tc>
-        <w:tc>
-          <w:tcPr>
-            <w:tcW w:type="dxa" w:w="1080"/>
-          </w:tcPr>
-          <w:p>
-            <w:r>
-              <w:t>9E</w:t>
-              <w:br/>
-              <w:t>ISLAMIAT IX</w:t>
-            </w:r>
+            <w:r/>
           </w:p>
         </w:tc>
         <w:tc>
@@ -307,11 +295,7 @@
             <w:tcW w:type="dxa" w:w="1080"/>
           </w:tcPr>
           <w:p>
-            <w:r>
-              <w:t>9E</w:t>
-              <w:br/>
-              <w:t>ISLAMIAT IX</w:t>
-            </w:r>
+            <w:r/>
           </w:p>
         </w:tc>
         <w:tc>
@@ -319,7 +303,11 @@
             <w:tcW w:type="dxa" w:w="1080"/>
           </w:tcPr>
           <w:p>
-            <w:r/>
+            <w:r>
+              <w:t>9B</w:t>
+              <w:br/>
+              <w:t>ISLAMIAT IX</w:t>
+            </w:r>
           </w:p>
         </w:tc>
         <w:tc>
@@ -396,19 +384,7 @@
           </w:tcPr>
           <w:p>
             <w:r>
-              <w:t>7D</w:t>
-              <w:br/>
-              <w:t>PH</w:t>
-            </w:r>
-          </w:p>
-        </w:tc>
-        <w:tc>
-          <w:tcPr>
-            <w:tcW w:type="dxa" w:w="1080"/>
-          </w:tcPr>
-          <w:p>
-            <w:r>
-              <w:t>9E</w:t>
+              <w:t>9C</w:t>
               <w:br/>
               <w:t>ISLAMIAT IX</w:t>
             </w:r>
@@ -419,8 +395,16 @@
             <w:tcW w:type="dxa" w:w="1080"/>
           </w:tcPr>
           <w:p>
+            <w:r/>
+          </w:p>
+        </w:tc>
+        <w:tc>
+          <w:tcPr>
+            <w:tcW w:type="dxa" w:w="1080"/>
+          </w:tcPr>
+          <w:p>
             <w:r>
-              <w:t>9B</w:t>
+              <w:t>9C</w:t>
               <w:br/>
               <w:t>ISLAMIAT IX</w:t>
             </w:r>
@@ -452,66 +436,6 @@
           </w:tcPr>
           <w:p>
             <w:r>
-              <w:t>P5</w:t>
-            </w:r>
-          </w:p>
-        </w:tc>
-        <w:tc>
-          <w:tcPr>
-            <w:tcW w:type="dxa" w:w="1080"/>
-          </w:tcPr>
-          <w:p>
-            <w:r>
-              <w:t>10:50-11:30</w:t>
-            </w:r>
-          </w:p>
-        </w:tc>
-        <w:tc>
-          <w:tcPr>
-            <w:tcW w:type="dxa" w:w="1080"/>
-          </w:tcPr>
-          <w:p>
-            <w:r>
-              <w:t>9C</w:t>
-              <w:br/>
-              <w:t>ISLAMIAT IX</w:t>
-            </w:r>
-          </w:p>
-        </w:tc>
-        <w:tc>
-          <w:tcPr>
-            <w:tcW w:type="dxa" w:w="1080"/>
-          </w:tcPr>
-          <w:p>
-            <w:r>
-              <w:t>9B</w:t>
-              <w:br/>
-              <w:t>ISLAMIAT IX</w:t>
-            </w:r>
-          </w:p>
-        </w:tc>
-        <w:tc>
-          <w:tcPr>
-            <w:tcW w:type="dxa" w:w="1080"/>
-          </w:tcPr>
-          <w:p>
-            <w:r/>
-          </w:p>
-        </w:tc>
-        <w:tc>
-          <w:tcPr>
-            <w:tcW w:type="dxa" w:w="1080"/>
-          </w:tcPr>
-          <w:p>
-            <w:r/>
-          </w:p>
-        </w:tc>
-        <w:tc>
-          <w:tcPr>
-            <w:tcW w:type="dxa" w:w="1080"/>
-          </w:tcPr>
-          <w:p>
-            <w:r>
               <w:t>Lunch</w:t>
             </w:r>
           </w:p>
@@ -522,29 +446,7 @@
           </w:tcPr>
           <w:p>
             <w:r>
-              <w:t>10:55-11:35</w:t>
-            </w:r>
-          </w:p>
-        </w:tc>
-      </w:tr>
-      <w:tr>
-        <w:tc>
-          <w:tcPr>
-            <w:tcW w:type="dxa" w:w="1080"/>
-          </w:tcPr>
-          <w:p>
-            <w:r>
-              <w:t>Lunch</w:t>
-            </w:r>
-          </w:p>
-        </w:tc>
-        <w:tc>
-          <w:tcPr>
-            <w:tcW w:type="dxa" w:w="1080"/>
-          </w:tcPr>
-          <w:p>
-            <w:r>
-              <w:t>11:30-12:00</w:t>
+              <w:t>10:50-11:20</w:t>
             </w:r>
           </w:p>
         </w:tc>
@@ -585,8 +487,64 @@
             <w:tcW w:type="dxa" w:w="1080"/>
           </w:tcPr>
           <w:p>
+            <w:r/>
+          </w:p>
+        </w:tc>
+        <w:tc>
+          <w:tcPr>
+            <w:tcW w:type="dxa" w:w="1080"/>
+          </w:tcPr>
+          <w:p>
             <w:r>
-              <w:t>9B</w:t>
+              <w:t>10:25-10:55</w:t>
+            </w:r>
+          </w:p>
+        </w:tc>
+      </w:tr>
+      <w:tr>
+        <w:tc>
+          <w:tcPr>
+            <w:tcW w:type="dxa" w:w="1080"/>
+          </w:tcPr>
+          <w:p>
+            <w:r>
+              <w:t>P5</w:t>
+            </w:r>
+          </w:p>
+        </w:tc>
+        <w:tc>
+          <w:tcPr>
+            <w:tcW w:type="dxa" w:w="1080"/>
+          </w:tcPr>
+          <w:p>
+            <w:r>
+              <w:t>11:20-12:00</w:t>
+            </w:r>
+          </w:p>
+        </w:tc>
+        <w:tc>
+          <w:tcPr>
+            <w:tcW w:type="dxa" w:w="1080"/>
+          </w:tcPr>
+          <w:p>
+            <w:r/>
+          </w:p>
+        </w:tc>
+        <w:tc>
+          <w:tcPr>
+            <w:tcW w:type="dxa" w:w="1080"/>
+          </w:tcPr>
+          <w:p>
+            <w:r/>
+          </w:p>
+        </w:tc>
+        <w:tc>
+          <w:tcPr>
+            <w:tcW w:type="dxa" w:w="1080"/>
+          </w:tcPr>
+          <w:p>
+            <w:r>
+              <w:t>9C</w:t>
               <w:br/>
               <w:t>ISLAMIAT IX</w:t>
             </w:r>
@@ -598,7 +556,31 @@
           </w:tcPr>
           <w:p>
             <w:r>
-              <w:t>10:25-10:55</w:t>
+              <w:t>7D</w:t>
+              <w:br/>
+              <w:t>PH</w:t>
+            </w:r>
+          </w:p>
+        </w:tc>
+        <w:tc>
+          <w:tcPr>
+            <w:tcW w:type="dxa" w:w="1080"/>
+          </w:tcPr>
+          <w:p>
+            <w:r>
+              <w:t>9E</w:t>
+              <w:br/>
+              <w:t>ISLAMIAT IX</w:t>
+            </w:r>
+          </w:p>
+        </w:tc>
+        <w:tc>
+          <w:tcPr>
+            <w:tcW w:type="dxa" w:w="1080"/>
+          </w:tcPr>
+          <w:p>
+            <w:r>
+              <w:t>10:55-11:35</w:t>
             </w:r>
           </w:p>
         </w:tc>
@@ -629,14 +611,6 @@
             <w:tcW w:type="dxa" w:w="1080"/>
           </w:tcPr>
           <w:p>
-            <w:r/>
-          </w:p>
-        </w:tc>
-        <w:tc>
-          <w:tcPr>
-            <w:tcW w:type="dxa" w:w="1080"/>
-          </w:tcPr>
-          <w:p>
             <w:r>
               <w:t>9C</w:t>
               <w:br/>
@@ -657,10 +631,18 @@
             <w:tcW w:type="dxa" w:w="1080"/>
           </w:tcPr>
           <w:p>
+            <w:r/>
+          </w:p>
+        </w:tc>
+        <w:tc>
+          <w:tcPr>
+            <w:tcW w:type="dxa" w:w="1080"/>
+          </w:tcPr>
+          <w:p>
             <w:r>
-              <w:t>8B</w:t>
+              <w:t>7E</w:t>
               <w:br/>
-              <w:t>ISLAMIAT</w:t>
+              <w:t>PH</w:t>
             </w:r>
           </w:p>
         </w:tc>
@@ -669,7 +651,11 @@
             <w:tcW w:type="dxa" w:w="1080"/>
           </w:tcPr>
           <w:p>
-            <w:r/>
+            <w:r>
+              <w:t>9B</w:t>
+              <w:br/>
+              <w:t>ISLAMIAT IX</w:t>
+            </w:r>
           </w:p>
         </w:tc>
         <w:tc>
@@ -710,9 +696,9 @@
           </w:tcPr>
           <w:p>
             <w:r>
-              <w:t>9B</w:t>
+              <w:t>8B</w:t>
               <w:br/>
-              <w:t>ISLAMIAT IX</w:t>
+              <w:t>ISLAMIAT</w:t>
             </w:r>
           </w:p>
         </w:tc>
@@ -729,7 +715,11 @@
             <w:tcW w:type="dxa" w:w="1080"/>
           </w:tcPr>
           <w:p>
-            <w:r/>
+            <w:r>
+              <w:t>9B</w:t>
+              <w:br/>
+              <w:t>ISLAMIAT IX</w:t>
+            </w:r>
           </w:p>
         </w:tc>
         <w:tc>
@@ -737,11 +727,7 @@
             <w:tcW w:type="dxa" w:w="1080"/>
           </w:tcPr>
           <w:p>
-            <w:r>
-              <w:t>8B</w:t>
-              <w:br/>
-              <w:t>ISLAMIAT</w:t>
-            </w:r>
+            <w:r/>
           </w:p>
         </w:tc>
         <w:tc>
@@ -787,18 +773,10 @@
             <w:tcW w:type="dxa" w:w="1080"/>
           </w:tcPr>
           <w:p>
-            <w:r/>
-          </w:p>
-        </w:tc>
-        <w:tc>
-          <w:tcPr>
-            <w:tcW w:type="dxa" w:w="1080"/>
-          </w:tcPr>
-          <w:p>
             <w:r>
-              <w:t>8B</w:t>
+              <w:t>9E</w:t>
               <w:br/>
-              <w:t>ISLAMIAT</w:t>
+              <w:t>ISLAMIAT IX</w:t>
             </w:r>
           </w:p>
         </w:tc>
@@ -808,9 +786,9 @@
           </w:tcPr>
           <w:p>
             <w:r>
-              <w:t>7E</w:t>
+              <w:t>9E</w:t>
               <w:br/>
-              <w:t>PH</w:t>
+              <w:t>ISLAMIAT IX</w:t>
             </w:r>
           </w:p>
         </w:tc>
@@ -819,7 +797,23 @@
             <w:tcW w:type="dxa" w:w="1080"/>
           </w:tcPr>
           <w:p>
-            <w:r/>
+            <w:r>
+              <w:t>9E</w:t>
+              <w:br/>
+              <w:t>ISLAMIAT IX</w:t>
+            </w:r>
+          </w:p>
+        </w:tc>
+        <w:tc>
+          <w:tcPr>
+            <w:tcW w:type="dxa" w:w="1080"/>
+          </w:tcPr>
+          <w:p>
+            <w:r>
+              <w:t>9B</w:t>
+              <w:br/>
+              <w:t>ISLAMIAT IX</w:t>
+            </w:r>
           </w:p>
         </w:tc>
         <w:tc>

--- a/KANEEZ FATIMA_timetable.docx
+++ b/KANEEZ FATIMA_timetable.docx
@@ -12,7 +12,7 @@
     </w:p>
     <w:p>
       <w:r>
-        <w:t>Total Weekly Periods: 19</w:t>
+        <w:t>Total Weekly Periods: 20</w:t>
       </w:r>
     </w:p>
     <w:tbl>
@@ -22,92 +22,116 @@
         <w:tblLook w:firstColumn="1" w:firstRow="1" w:lastColumn="0" w:lastRow="0" w:noHBand="0" w:noVBand="1" w:val="04A0"/>
       </w:tblPr>
       <w:tblGrid>
-        <w:gridCol w:w="1080"/>
-        <w:gridCol w:w="1080"/>
-        <w:gridCol w:w="1080"/>
-        <w:gridCol w:w="1080"/>
-        <w:gridCol w:w="1080"/>
-        <w:gridCol w:w="1080"/>
-        <w:gridCol w:w="1080"/>
-        <w:gridCol w:w="1080"/>
+        <w:gridCol w:w="1530"/>
+        <w:gridCol w:w="1530"/>
+        <w:gridCol w:w="1530"/>
+        <w:gridCol w:w="1530"/>
+        <w:gridCol w:w="1530"/>
+        <w:gridCol w:w="1530"/>
+        <w:gridCol w:w="1530"/>
+        <w:gridCol w:w="1530"/>
       </w:tblGrid>
       <w:tr>
         <w:tc>
           <w:tcPr>
-            <w:tcW w:type="dxa" w:w="1080"/>
+            <w:tcW w:type="dxa" w:w="1530"/>
           </w:tcPr>
           <w:p>
             <w:r>
+              <w:rPr>
+                <w:b/>
+              </w:rPr>
               <w:t>Period</w:t>
             </w:r>
           </w:p>
         </w:tc>
         <w:tc>
           <w:tcPr>
-            <w:tcW w:type="dxa" w:w="1080"/>
+            <w:tcW w:type="dxa" w:w="1530"/>
           </w:tcPr>
           <w:p>
             <w:r>
-              <w:t>Mon-Thu Time</w:t>
+              <w:rPr>
+                <w:b/>
+              </w:rPr>
+              <w:t>Mon-Wed Time</w:t>
             </w:r>
           </w:p>
         </w:tc>
         <w:tc>
           <w:tcPr>
-            <w:tcW w:type="dxa" w:w="1080"/>
+            <w:tcW w:type="dxa" w:w="1530"/>
           </w:tcPr>
           <w:p>
             <w:r>
+              <w:rPr>
+                <w:b/>
+              </w:rPr>
               <w:t>Mon</w:t>
             </w:r>
           </w:p>
         </w:tc>
         <w:tc>
           <w:tcPr>
-            <w:tcW w:type="dxa" w:w="1080"/>
+            <w:tcW w:type="dxa" w:w="1530"/>
           </w:tcPr>
           <w:p>
             <w:r>
+              <w:rPr>
+                <w:b/>
+              </w:rPr>
               <w:t>Tue</w:t>
             </w:r>
           </w:p>
         </w:tc>
         <w:tc>
           <w:tcPr>
-            <w:tcW w:type="dxa" w:w="1080"/>
+            <w:tcW w:type="dxa" w:w="1530"/>
           </w:tcPr>
           <w:p>
             <w:r>
+              <w:rPr>
+                <w:b/>
+              </w:rPr>
               <w:t>Wed</w:t>
             </w:r>
           </w:p>
         </w:tc>
         <w:tc>
           <w:tcPr>
-            <w:tcW w:type="dxa" w:w="1080"/>
+            <w:tcW w:type="dxa" w:w="1530"/>
           </w:tcPr>
           <w:p>
             <w:r>
+              <w:rPr>
+                <w:b/>
+              </w:rPr>
               <w:t>Thu</w:t>
             </w:r>
           </w:p>
         </w:tc>
         <w:tc>
           <w:tcPr>
-            <w:tcW w:type="dxa" w:w="1080"/>
+            <w:tcW w:type="dxa" w:w="1530"/>
           </w:tcPr>
           <w:p>
             <w:r>
+              <w:rPr>
+                <w:b/>
+              </w:rPr>
               <w:t>Fri</w:t>
             </w:r>
           </w:p>
         </w:tc>
         <w:tc>
           <w:tcPr>
-            <w:tcW w:type="dxa" w:w="1080"/>
+            <w:tcW w:type="dxa" w:w="1530"/>
           </w:tcPr>
           <w:p>
             <w:r>
+              <w:rPr>
+                <w:b/>
+              </w:rPr>
               <w:t>Fri Time</w:t>
             </w:r>
           </w:p>
@@ -116,7 +140,7 @@
       <w:tr>
         <w:tc>
           <w:tcPr>
-            <w:tcW w:type="dxa" w:w="1080"/>
+            <w:tcW w:type="dxa" w:w="1530"/>
           </w:tcPr>
           <w:p>
             <w:r>
@@ -126,7 +150,7 @@
         </w:tc>
         <w:tc>
           <w:tcPr>
-            <w:tcW w:type="dxa" w:w="1080"/>
+            <w:tcW w:type="dxa" w:w="1530"/>
           </w:tcPr>
           <w:p>
             <w:r>
@@ -136,7 +160,7 @@
         </w:tc>
         <w:tc>
           <w:tcPr>
-            <w:tcW w:type="dxa" w:w="1080"/>
+            <w:tcW w:type="dxa" w:w="1530"/>
           </w:tcPr>
           <w:p>
             <w:r/>
@@ -144,7 +168,7 @@
         </w:tc>
         <w:tc>
           <w:tcPr>
-            <w:tcW w:type="dxa" w:w="1080"/>
+            <w:tcW w:type="dxa" w:w="1530"/>
           </w:tcPr>
           <w:p>
             <w:r/>
@@ -152,7 +176,7 @@
         </w:tc>
         <w:tc>
           <w:tcPr>
-            <w:tcW w:type="dxa" w:w="1080"/>
+            <w:tcW w:type="dxa" w:w="1530"/>
           </w:tcPr>
           <w:p>
             <w:r/>
@@ -160,7 +184,19 @@
         </w:tc>
         <w:tc>
           <w:tcPr>
-            <w:tcW w:type="dxa" w:w="1080"/>
+            <w:tcW w:type="dxa" w:w="1530"/>
+          </w:tcPr>
+          <w:p>
+            <w:r>
+              <w:t>7D</w:t>
+              <w:br/>
+              <w:t>PH</w:t>
+            </w:r>
+          </w:p>
+        </w:tc>
+        <w:tc>
+          <w:tcPr>
+            <w:tcW w:type="dxa" w:w="1530"/>
           </w:tcPr>
           <w:p>
             <w:r/>
@@ -168,7 +204,39 @@
         </w:tc>
         <w:tc>
           <w:tcPr>
-            <w:tcW w:type="dxa" w:w="1080"/>
+            <w:tcW w:type="dxa" w:w="1530"/>
+          </w:tcPr>
+          <w:p>
+            <w:r>
+              <w:t>8:00-8:40</w:t>
+            </w:r>
+          </w:p>
+        </w:tc>
+      </w:tr>
+      <w:tr>
+        <w:tc>
+          <w:tcPr>
+            <w:tcW w:type="dxa" w:w="1530"/>
+          </w:tcPr>
+          <w:p>
+            <w:r>
+              <w:t>P2</w:t>
+            </w:r>
+          </w:p>
+        </w:tc>
+        <w:tc>
+          <w:tcPr>
+            <w:tcW w:type="dxa" w:w="1530"/>
+          </w:tcPr>
+          <w:p>
+            <w:r>
+              <w:t>8:50-9:30</w:t>
+            </w:r>
+          </w:p>
+        </w:tc>
+        <w:tc>
+          <w:tcPr>
+            <w:tcW w:type="dxa" w:w="1530"/>
           </w:tcPr>
           <w:p>
             <w:r>
@@ -180,11 +248,55 @@
         </w:tc>
         <w:tc>
           <w:tcPr>
-            <w:tcW w:type="dxa" w:w="1080"/>
+            <w:tcW w:type="dxa" w:w="1530"/>
           </w:tcPr>
           <w:p>
             <w:r>
-              <w:t>8:00-8:40</w:t>
+              <w:t>9C</w:t>
+              <w:br/>
+              <w:t>ISLAMIAT IX</w:t>
+            </w:r>
+          </w:p>
+        </w:tc>
+        <w:tc>
+          <w:tcPr>
+            <w:tcW w:type="dxa" w:w="1530"/>
+          </w:tcPr>
+          <w:p>
+            <w:r>
+              <w:t>9C</w:t>
+              <w:br/>
+              <w:t>ISLAMIAT IX</w:t>
+            </w:r>
+          </w:p>
+        </w:tc>
+        <w:tc>
+          <w:tcPr>
+            <w:tcW w:type="dxa" w:w="1530"/>
+          </w:tcPr>
+          <w:p>
+            <w:r/>
+          </w:p>
+        </w:tc>
+        <w:tc>
+          <w:tcPr>
+            <w:tcW w:type="dxa" w:w="1530"/>
+          </w:tcPr>
+          <w:p>
+            <w:r>
+              <w:t>9C</w:t>
+              <w:br/>
+              <w:t>ISLAMIAT IX</w:t>
+            </w:r>
+          </w:p>
+        </w:tc>
+        <w:tc>
+          <w:tcPr>
+            <w:tcW w:type="dxa" w:w="1530"/>
+          </w:tcPr>
+          <w:p>
+            <w:r>
+              <w:t>8:40-9:15</w:t>
             </w:r>
           </w:p>
         </w:tc>
@@ -192,27 +304,27 @@
       <w:tr>
         <w:tc>
           <w:tcPr>
-            <w:tcW w:type="dxa" w:w="1080"/>
+            <w:tcW w:type="dxa" w:w="1530"/>
           </w:tcPr>
           <w:p>
             <w:r>
-              <w:t>P2</w:t>
+              <w:t>P3</w:t>
             </w:r>
           </w:p>
         </w:tc>
         <w:tc>
           <w:tcPr>
-            <w:tcW w:type="dxa" w:w="1080"/>
+            <w:tcW w:type="dxa" w:w="1530"/>
           </w:tcPr>
           <w:p>
             <w:r>
-              <w:t>8:50-9:30</w:t>
+              <w:t>9:30-10:10</w:t>
             </w:r>
           </w:p>
         </w:tc>
         <w:tc>
           <w:tcPr>
-            <w:tcW w:type="dxa" w:w="1080"/>
+            <w:tcW w:type="dxa" w:w="1530"/>
           </w:tcPr>
           <w:p>
             <w:r>
@@ -224,7 +336,75 @@
         </w:tc>
         <w:tc>
           <w:tcPr>
-            <w:tcW w:type="dxa" w:w="1080"/>
+            <w:tcW w:type="dxa" w:w="1530"/>
+          </w:tcPr>
+          <w:p>
+            <w:r/>
+          </w:p>
+        </w:tc>
+        <w:tc>
+          <w:tcPr>
+            <w:tcW w:type="dxa" w:w="1530"/>
+          </w:tcPr>
+          <w:p>
+            <w:r/>
+          </w:p>
+        </w:tc>
+        <w:tc>
+          <w:tcPr>
+            <w:tcW w:type="dxa" w:w="1530"/>
+          </w:tcPr>
+          <w:p>
+            <w:r>
+              <w:t>9E</w:t>
+              <w:br/>
+              <w:t>ISLAMIAT IX</w:t>
+            </w:r>
+          </w:p>
+        </w:tc>
+        <w:tc>
+          <w:tcPr>
+            <w:tcW w:type="dxa" w:w="1530"/>
+          </w:tcPr>
+          <w:p>
+            <w:r/>
+          </w:p>
+        </w:tc>
+        <w:tc>
+          <w:tcPr>
+            <w:tcW w:type="dxa" w:w="1530"/>
+          </w:tcPr>
+          <w:p>
+            <w:r>
+              <w:t>9:15-9:50</w:t>
+            </w:r>
+          </w:p>
+        </w:tc>
+      </w:tr>
+      <w:tr>
+        <w:tc>
+          <w:tcPr>
+            <w:tcW w:type="dxa" w:w="1530"/>
+          </w:tcPr>
+          <w:p>
+            <w:r>
+              <w:t>P4</w:t>
+            </w:r>
+          </w:p>
+        </w:tc>
+        <w:tc>
+          <w:tcPr>
+            <w:tcW w:type="dxa" w:w="1530"/>
+          </w:tcPr>
+          <w:p>
+            <w:r>
+              <w:t>10:10-10:50</w:t>
+            </w:r>
+          </w:p>
+        </w:tc>
+        <w:tc>
+          <w:tcPr>
+            <w:tcW w:type="dxa" w:w="1530"/>
           </w:tcPr>
           <w:p>
             <w:r>
@@ -236,7 +416,19 @@
         </w:tc>
         <w:tc>
           <w:tcPr>
-            <w:tcW w:type="dxa" w:w="1080"/>
+            <w:tcW w:type="dxa" w:w="1530"/>
+          </w:tcPr>
+          <w:p>
+            <w:r>
+              <w:t>9E</w:t>
+              <w:br/>
+              <w:t>ISLAMIAT IX</w:t>
+            </w:r>
+          </w:p>
+        </w:tc>
+        <w:tc>
+          <w:tcPr>
+            <w:tcW w:type="dxa" w:w="1530"/>
           </w:tcPr>
           <w:p>
             <w:r/>
@@ -244,7 +436,63 @@
         </w:tc>
         <w:tc>
           <w:tcPr>
-            <w:tcW w:type="dxa" w:w="1080"/>
+            <w:tcW w:type="dxa" w:w="1530"/>
+          </w:tcPr>
+          <w:p>
+            <w:r>
+              <w:t>9C</w:t>
+              <w:br/>
+              <w:t>ISLAMIAT IX</w:t>
+            </w:r>
+          </w:p>
+        </w:tc>
+        <w:tc>
+          <w:tcPr>
+            <w:tcW w:type="dxa" w:w="1530"/>
+          </w:tcPr>
+          <w:p>
+            <w:r>
+              <w:t>9E</w:t>
+              <w:br/>
+              <w:t>ISLAMIAT IX</w:t>
+            </w:r>
+          </w:p>
+        </w:tc>
+        <w:tc>
+          <w:tcPr>
+            <w:tcW w:type="dxa" w:w="1530"/>
+          </w:tcPr>
+          <w:p>
+            <w:r>
+              <w:t>9:50-10:25</w:t>
+            </w:r>
+          </w:p>
+        </w:tc>
+      </w:tr>
+      <w:tr>
+        <w:tc>
+          <w:tcPr>
+            <w:tcW w:type="dxa" w:w="1530"/>
+          </w:tcPr>
+          <w:p>
+            <w:r>
+              <w:t>Lunch</w:t>
+            </w:r>
+          </w:p>
+        </w:tc>
+        <w:tc>
+          <w:tcPr>
+            <w:tcW w:type="dxa" w:w="1530"/>
+          </w:tcPr>
+          <w:p>
+            <w:r>
+              <w:t>10:50-11:20</w:t>
+            </w:r>
+          </w:p>
+        </w:tc>
+        <w:tc>
+          <w:tcPr>
+            <w:tcW w:type="dxa" w:w="1530"/>
           </w:tcPr>
           <w:p>
             <w:r/>
@@ -252,7 +500,7 @@
         </w:tc>
         <w:tc>
           <w:tcPr>
-            <w:tcW w:type="dxa" w:w="1080"/>
+            <w:tcW w:type="dxa" w:w="1530"/>
           </w:tcPr>
           <w:p>
             <w:r/>
@@ -260,11 +508,35 @@
         </w:tc>
         <w:tc>
           <w:tcPr>
-            <w:tcW w:type="dxa" w:w="1080"/>
+            <w:tcW w:type="dxa" w:w="1530"/>
+          </w:tcPr>
+          <w:p>
+            <w:r/>
+          </w:p>
+        </w:tc>
+        <w:tc>
+          <w:tcPr>
+            <w:tcW w:type="dxa" w:w="1530"/>
+          </w:tcPr>
+          <w:p>
+            <w:r/>
+          </w:p>
+        </w:tc>
+        <w:tc>
+          <w:tcPr>
+            <w:tcW w:type="dxa" w:w="1530"/>
+          </w:tcPr>
+          <w:p>
+            <w:r/>
+          </w:p>
+        </w:tc>
+        <w:tc>
+          <w:tcPr>
+            <w:tcW w:type="dxa" w:w="1530"/>
           </w:tcPr>
           <w:p>
             <w:r>
-              <w:t>8:40-9:15</w:t>
+              <w:t>10:25-10:55</w:t>
             </w:r>
           </w:p>
         </w:tc>
@@ -272,27 +544,27 @@
       <w:tr>
         <w:tc>
           <w:tcPr>
-            <w:tcW w:type="dxa" w:w="1080"/>
+            <w:tcW w:type="dxa" w:w="1530"/>
           </w:tcPr>
           <w:p>
             <w:r>
-              <w:t>P3</w:t>
+              <w:t>P5</w:t>
             </w:r>
           </w:p>
         </w:tc>
         <w:tc>
           <w:tcPr>
-            <w:tcW w:type="dxa" w:w="1080"/>
+            <w:tcW w:type="dxa" w:w="1530"/>
           </w:tcPr>
           <w:p>
             <w:r>
-              <w:t>9:30-10:10</w:t>
+              <w:t>11:20-12:00</w:t>
             </w:r>
           </w:p>
         </w:tc>
         <w:tc>
           <w:tcPr>
-            <w:tcW w:type="dxa" w:w="1080"/>
+            <w:tcW w:type="dxa" w:w="1530"/>
           </w:tcPr>
           <w:p>
             <w:r/>
@@ -300,7 +572,35 @@
         </w:tc>
         <w:tc>
           <w:tcPr>
-            <w:tcW w:type="dxa" w:w="1080"/>
+            <w:tcW w:type="dxa" w:w="1530"/>
+          </w:tcPr>
+          <w:p>
+            <w:r/>
+          </w:p>
+        </w:tc>
+        <w:tc>
+          <w:tcPr>
+            <w:tcW w:type="dxa" w:w="1530"/>
+          </w:tcPr>
+          <w:p>
+            <w:r/>
+          </w:p>
+        </w:tc>
+        <w:tc>
+          <w:tcPr>
+            <w:tcW w:type="dxa" w:w="1530"/>
+          </w:tcPr>
+          <w:p>
+            <w:r>
+              <w:t>8B</w:t>
+              <w:br/>
+              <w:t>ISLAMIAT</w:t>
+            </w:r>
+          </w:p>
+        </w:tc>
+        <w:tc>
+          <w:tcPr>
+            <w:tcW w:type="dxa" w:w="1530"/>
           </w:tcPr>
           <w:p>
             <w:r>
@@ -312,15 +612,39 @@
         </w:tc>
         <w:tc>
           <w:tcPr>
-            <w:tcW w:type="dxa" w:w="1080"/>
+            <w:tcW w:type="dxa" w:w="1530"/>
           </w:tcPr>
           <w:p>
-            <w:r/>
+            <w:r>
+              <w:t>10:55-11:35</w:t>
+            </w:r>
+          </w:p>
+        </w:tc>
+      </w:tr>
+      <w:tr>
+        <w:tc>
+          <w:tcPr>
+            <w:tcW w:type="dxa" w:w="1530"/>
+          </w:tcPr>
+          <w:p>
+            <w:r>
+              <w:t>P6</w:t>
+            </w:r>
           </w:p>
         </w:tc>
         <w:tc>
           <w:tcPr>
-            <w:tcW w:type="dxa" w:w="1080"/>
+            <w:tcW w:type="dxa" w:w="1530"/>
+          </w:tcPr>
+          <w:p>
+            <w:r>
+              <w:t>12:00-12:40</w:t>
+            </w:r>
+          </w:p>
+        </w:tc>
+        <w:tc>
+          <w:tcPr>
+            <w:tcW w:type="dxa" w:w="1530"/>
           </w:tcPr>
           <w:p>
             <w:r>
@@ -332,7 +656,7 @@
         </w:tc>
         <w:tc>
           <w:tcPr>
-            <w:tcW w:type="dxa" w:w="1080"/>
+            <w:tcW w:type="dxa" w:w="1530"/>
           </w:tcPr>
           <w:p>
             <w:r/>
@@ -340,11 +664,43 @@
         </w:tc>
         <w:tc>
           <w:tcPr>
-            <w:tcW w:type="dxa" w:w="1080"/>
+            <w:tcW w:type="dxa" w:w="1530"/>
           </w:tcPr>
           <w:p>
             <w:r>
-              <w:t>9:15-9:50</w:t>
+              <w:t>9B</w:t>
+              <w:br/>
+              <w:t>ISLAMIAT IX</w:t>
+            </w:r>
+          </w:p>
+        </w:tc>
+        <w:tc>
+          <w:tcPr>
+            <w:tcW w:type="dxa" w:w="1530"/>
+          </w:tcPr>
+          <w:p>
+            <w:r>
+              <w:t>9B</w:t>
+              <w:br/>
+              <w:t>ISLAMIAT IX</w:t>
+            </w:r>
+          </w:p>
+        </w:tc>
+        <w:tc>
+          <w:tcPr>
+            <w:tcW w:type="dxa" w:w="1530"/>
+          </w:tcPr>
+          <w:p>
+            <w:r/>
+          </w:p>
+        </w:tc>
+        <w:tc>
+          <w:tcPr>
+            <w:tcW w:type="dxa" w:w="1530"/>
+          </w:tcPr>
+          <w:p>
+            <w:r>
+              <w:t>11:35-12:15</w:t>
             </w:r>
           </w:p>
         </w:tc>
@@ -352,27 +708,51 @@
       <w:tr>
         <w:tc>
           <w:tcPr>
-            <w:tcW w:type="dxa" w:w="1080"/>
+            <w:tcW w:type="dxa" w:w="1530"/>
           </w:tcPr>
           <w:p>
             <w:r>
-              <w:t>P4</w:t>
+              <w:t>P7</w:t>
             </w:r>
           </w:p>
         </w:tc>
         <w:tc>
           <w:tcPr>
-            <w:tcW w:type="dxa" w:w="1080"/>
+            <w:tcW w:type="dxa" w:w="1530"/>
           </w:tcPr>
           <w:p>
             <w:r>
-              <w:t>10:10-10:50</w:t>
+              <w:t>12:40-1:20</w:t>
             </w:r>
           </w:p>
         </w:tc>
         <w:tc>
           <w:tcPr>
-            <w:tcW w:type="dxa" w:w="1080"/>
+            <w:tcW w:type="dxa" w:w="1530"/>
+          </w:tcPr>
+          <w:p>
+            <w:r>
+              <w:t>7E</w:t>
+              <w:br/>
+              <w:t>PH</w:t>
+            </w:r>
+          </w:p>
+        </w:tc>
+        <w:tc>
+          <w:tcPr>
+            <w:tcW w:type="dxa" w:w="1530"/>
+          </w:tcPr>
+          <w:p>
+            <w:r>
+              <w:t>8B</w:t>
+              <w:br/>
+              <w:t>ISLAMIAT</w:t>
+            </w:r>
+          </w:p>
+        </w:tc>
+        <w:tc>
+          <w:tcPr>
+            <w:tcW w:type="dxa" w:w="1530"/>
           </w:tcPr>
           <w:p>
             <w:r/>
@@ -380,11 +760,65 @@
         </w:tc>
         <w:tc>
           <w:tcPr>
-            <w:tcW w:type="dxa" w:w="1080"/>
+            <w:tcW w:type="dxa" w:w="1530"/>
+          </w:tcPr>
+          <w:p>
+            <w:r/>
+          </w:p>
+        </w:tc>
+        <w:tc>
+          <w:tcPr>
+            <w:tcW w:type="dxa" w:w="1530"/>
+          </w:tcPr>
+          <w:p>
+            <w:r/>
+          </w:p>
+        </w:tc>
+        <w:tc>
+          <w:tcPr>
+            <w:tcW w:type="dxa" w:w="1530"/>
+          </w:tcPr>
+          <w:p>
+            <w:r/>
+          </w:p>
+        </w:tc>
+      </w:tr>
+      <w:tr>
+        <w:tc>
+          <w:tcPr>
+            <w:tcW w:type="dxa" w:w="1530"/>
           </w:tcPr>
           <w:p>
             <w:r>
-              <w:t>9C</w:t>
+              <w:t>P8</w:t>
+            </w:r>
+          </w:p>
+        </w:tc>
+        <w:tc>
+          <w:tcPr>
+            <w:tcW w:type="dxa" w:w="1530"/>
+          </w:tcPr>
+          <w:p>
+            <w:r>
+              <w:t>1:20-2:00</w:t>
+            </w:r>
+          </w:p>
+        </w:tc>
+        <w:tc>
+          <w:tcPr>
+            <w:tcW w:type="dxa" w:w="1530"/>
+          </w:tcPr>
+          <w:p>
+            <w:r/>
+          </w:p>
+        </w:tc>
+        <w:tc>
+          <w:tcPr>
+            <w:tcW w:type="dxa" w:w="1530"/>
+          </w:tcPr>
+          <w:p>
+            <w:r>
+              <w:t>9B</w:t>
               <w:br/>
               <w:t>ISLAMIAT IX</w:t>
             </w:r>
@@ -392,179 +826,7 @@
         </w:tc>
         <w:tc>
           <w:tcPr>
-            <w:tcW w:type="dxa" w:w="1080"/>
-          </w:tcPr>
-          <w:p>
-            <w:r/>
-          </w:p>
-        </w:tc>
-        <w:tc>
-          <w:tcPr>
-            <w:tcW w:type="dxa" w:w="1080"/>
-          </w:tcPr>
-          <w:p>
-            <w:r>
-              <w:t>9C</w:t>
-              <w:br/>
-              <w:t>ISLAMIAT IX</w:t>
-            </w:r>
-          </w:p>
-        </w:tc>
-        <w:tc>
-          <w:tcPr>
-            <w:tcW w:type="dxa" w:w="1080"/>
-          </w:tcPr>
-          <w:p>
-            <w:r/>
-          </w:p>
-        </w:tc>
-        <w:tc>
-          <w:tcPr>
-            <w:tcW w:type="dxa" w:w="1080"/>
-          </w:tcPr>
-          <w:p>
-            <w:r>
-              <w:t>9:50-10:25</w:t>
-            </w:r>
-          </w:p>
-        </w:tc>
-      </w:tr>
-      <w:tr>
-        <w:tc>
-          <w:tcPr>
-            <w:tcW w:type="dxa" w:w="1080"/>
-          </w:tcPr>
-          <w:p>
-            <w:r>
-              <w:t>Lunch</w:t>
-            </w:r>
-          </w:p>
-        </w:tc>
-        <w:tc>
-          <w:tcPr>
-            <w:tcW w:type="dxa" w:w="1080"/>
-          </w:tcPr>
-          <w:p>
-            <w:r>
-              <w:t>10:50-11:20</w:t>
-            </w:r>
-          </w:p>
-        </w:tc>
-        <w:tc>
-          <w:tcPr>
-            <w:tcW w:type="dxa" w:w="1080"/>
-          </w:tcPr>
-          <w:p>
-            <w:r/>
-          </w:p>
-        </w:tc>
-        <w:tc>
-          <w:tcPr>
-            <w:tcW w:type="dxa" w:w="1080"/>
-          </w:tcPr>
-          <w:p>
-            <w:r/>
-          </w:p>
-        </w:tc>
-        <w:tc>
-          <w:tcPr>
-            <w:tcW w:type="dxa" w:w="1080"/>
-          </w:tcPr>
-          <w:p>
-            <w:r/>
-          </w:p>
-        </w:tc>
-        <w:tc>
-          <w:tcPr>
-            <w:tcW w:type="dxa" w:w="1080"/>
-          </w:tcPr>
-          <w:p>
-            <w:r/>
-          </w:p>
-        </w:tc>
-        <w:tc>
-          <w:tcPr>
-            <w:tcW w:type="dxa" w:w="1080"/>
-          </w:tcPr>
-          <w:p>
-            <w:r/>
-          </w:p>
-        </w:tc>
-        <w:tc>
-          <w:tcPr>
-            <w:tcW w:type="dxa" w:w="1080"/>
-          </w:tcPr>
-          <w:p>
-            <w:r>
-              <w:t>10:25-10:55</w:t>
-            </w:r>
-          </w:p>
-        </w:tc>
-      </w:tr>
-      <w:tr>
-        <w:tc>
-          <w:tcPr>
-            <w:tcW w:type="dxa" w:w="1080"/>
-          </w:tcPr>
-          <w:p>
-            <w:r>
-              <w:t>P5</w:t>
-            </w:r>
-          </w:p>
-        </w:tc>
-        <w:tc>
-          <w:tcPr>
-            <w:tcW w:type="dxa" w:w="1080"/>
-          </w:tcPr>
-          <w:p>
-            <w:r>
-              <w:t>11:20-12:00</w:t>
-            </w:r>
-          </w:p>
-        </w:tc>
-        <w:tc>
-          <w:tcPr>
-            <w:tcW w:type="dxa" w:w="1080"/>
-          </w:tcPr>
-          <w:p>
-            <w:r/>
-          </w:p>
-        </w:tc>
-        <w:tc>
-          <w:tcPr>
-            <w:tcW w:type="dxa" w:w="1080"/>
-          </w:tcPr>
-          <w:p>
-            <w:r/>
-          </w:p>
-        </w:tc>
-        <w:tc>
-          <w:tcPr>
-            <w:tcW w:type="dxa" w:w="1080"/>
-          </w:tcPr>
-          <w:p>
-            <w:r>
-              <w:t>9C</w:t>
-              <w:br/>
-              <w:t>ISLAMIAT IX</w:t>
-            </w:r>
-          </w:p>
-        </w:tc>
-        <w:tc>
-          <w:tcPr>
-            <w:tcW w:type="dxa" w:w="1080"/>
-          </w:tcPr>
-          <w:p>
-            <w:r>
-              <w:t>7D</w:t>
-              <w:br/>
-              <w:t>PH</w:t>
-            </w:r>
-          </w:p>
-        </w:tc>
-        <w:tc>
-          <w:tcPr>
-            <w:tcW w:type="dxa" w:w="1080"/>
+            <w:tcW w:type="dxa" w:w="1530"/>
           </w:tcPr>
           <w:p>
             <w:r>
@@ -576,51 +838,7 @@
         </w:tc>
         <w:tc>
           <w:tcPr>
-            <w:tcW w:type="dxa" w:w="1080"/>
-          </w:tcPr>
-          <w:p>
-            <w:r>
-              <w:t>10:55-11:35</w:t>
-            </w:r>
-          </w:p>
-        </w:tc>
-      </w:tr>
-      <w:tr>
-        <w:tc>
-          <w:tcPr>
-            <w:tcW w:type="dxa" w:w="1080"/>
-          </w:tcPr>
-          <w:p>
-            <w:r>
-              <w:t>P6</w:t>
-            </w:r>
-          </w:p>
-        </w:tc>
-        <w:tc>
-          <w:tcPr>
-            <w:tcW w:type="dxa" w:w="1080"/>
-          </w:tcPr>
-          <w:p>
-            <w:r>
-              <w:t>12:00-12:40</w:t>
-            </w:r>
-          </w:p>
-        </w:tc>
-        <w:tc>
-          <w:tcPr>
-            <w:tcW w:type="dxa" w:w="1080"/>
-          </w:tcPr>
-          <w:p>
-            <w:r>
-              <w:t>9C</w:t>
-              <w:br/>
-              <w:t>ISLAMIAT IX</w:t>
-            </w:r>
-          </w:p>
-        </w:tc>
-        <w:tc>
-          <w:tcPr>
-            <w:tcW w:type="dxa" w:w="1080"/>
+            <w:tcW w:type="dxa" w:w="1530"/>
           </w:tcPr>
           <w:p>
             <w:r/>
@@ -628,7 +846,7 @@
         </w:tc>
         <w:tc>
           <w:tcPr>
-            <w:tcW w:type="dxa" w:w="1080"/>
+            <w:tcW w:type="dxa" w:w="1530"/>
           </w:tcPr>
           <w:p>
             <w:r/>
@@ -636,197 +854,7 @@
         </w:tc>
         <w:tc>
           <w:tcPr>
-            <w:tcW w:type="dxa" w:w="1080"/>
-          </w:tcPr>
-          <w:p>
-            <w:r>
-              <w:t>7E</w:t>
-              <w:br/>
-              <w:t>PH</w:t>
-            </w:r>
-          </w:p>
-        </w:tc>
-        <w:tc>
-          <w:tcPr>
-            <w:tcW w:type="dxa" w:w="1080"/>
-          </w:tcPr>
-          <w:p>
-            <w:r>
-              <w:t>9B</w:t>
-              <w:br/>
-              <w:t>ISLAMIAT IX</w:t>
-            </w:r>
-          </w:p>
-        </w:tc>
-        <w:tc>
-          <w:tcPr>
-            <w:tcW w:type="dxa" w:w="1080"/>
-          </w:tcPr>
-          <w:p>
-            <w:r>
-              <w:t>11:35-12:15</w:t>
-            </w:r>
-          </w:p>
-        </w:tc>
-      </w:tr>
-      <w:tr>
-        <w:tc>
-          <w:tcPr>
-            <w:tcW w:type="dxa" w:w="1080"/>
-          </w:tcPr>
-          <w:p>
-            <w:r>
-              <w:t>P7</w:t>
-            </w:r>
-          </w:p>
-        </w:tc>
-        <w:tc>
-          <w:tcPr>
-            <w:tcW w:type="dxa" w:w="1080"/>
-          </w:tcPr>
-          <w:p>
-            <w:r>
-              <w:t>12:40-1:20</w:t>
-            </w:r>
-          </w:p>
-        </w:tc>
-        <w:tc>
-          <w:tcPr>
-            <w:tcW w:type="dxa" w:w="1080"/>
-          </w:tcPr>
-          <w:p>
-            <w:r>
-              <w:t>8B</w:t>
-              <w:br/>
-              <w:t>ISLAMIAT</w:t>
-            </w:r>
-          </w:p>
-        </w:tc>
-        <w:tc>
-          <w:tcPr>
-            <w:tcW w:type="dxa" w:w="1080"/>
-          </w:tcPr>
-          <w:p>
-            <w:r/>
-          </w:p>
-        </w:tc>
-        <w:tc>
-          <w:tcPr>
-            <w:tcW w:type="dxa" w:w="1080"/>
-          </w:tcPr>
-          <w:p>
-            <w:r>
-              <w:t>9B</w:t>
-              <w:br/>
-              <w:t>ISLAMIAT IX</w:t>
-            </w:r>
-          </w:p>
-        </w:tc>
-        <w:tc>
-          <w:tcPr>
-            <w:tcW w:type="dxa" w:w="1080"/>
-          </w:tcPr>
-          <w:p>
-            <w:r/>
-          </w:p>
-        </w:tc>
-        <w:tc>
-          <w:tcPr>
-            <w:tcW w:type="dxa" w:w="1080"/>
-          </w:tcPr>
-          <w:p>
-            <w:r/>
-          </w:p>
-        </w:tc>
-        <w:tc>
-          <w:tcPr>
-            <w:tcW w:type="dxa" w:w="1080"/>
-          </w:tcPr>
-          <w:p>
-            <w:r/>
-          </w:p>
-        </w:tc>
-      </w:tr>
-      <w:tr>
-        <w:tc>
-          <w:tcPr>
-            <w:tcW w:type="dxa" w:w="1080"/>
-          </w:tcPr>
-          <w:p>
-            <w:r>
-              <w:t>P8</w:t>
-            </w:r>
-          </w:p>
-        </w:tc>
-        <w:tc>
-          <w:tcPr>
-            <w:tcW w:type="dxa" w:w="1080"/>
-          </w:tcPr>
-          <w:p>
-            <w:r>
-              <w:t>1:20-2:00</w:t>
-            </w:r>
-          </w:p>
-        </w:tc>
-        <w:tc>
-          <w:tcPr>
-            <w:tcW w:type="dxa" w:w="1080"/>
-          </w:tcPr>
-          <w:p>
-            <w:r>
-              <w:t>9E</w:t>
-              <w:br/>
-              <w:t>ISLAMIAT IX</w:t>
-            </w:r>
-          </w:p>
-        </w:tc>
-        <w:tc>
-          <w:tcPr>
-            <w:tcW w:type="dxa" w:w="1080"/>
-          </w:tcPr>
-          <w:p>
-            <w:r>
-              <w:t>9E</w:t>
-              <w:br/>
-              <w:t>ISLAMIAT IX</w:t>
-            </w:r>
-          </w:p>
-        </w:tc>
-        <w:tc>
-          <w:tcPr>
-            <w:tcW w:type="dxa" w:w="1080"/>
-          </w:tcPr>
-          <w:p>
-            <w:r>
-              <w:t>9E</w:t>
-              <w:br/>
-              <w:t>ISLAMIAT IX</w:t>
-            </w:r>
-          </w:p>
-        </w:tc>
-        <w:tc>
-          <w:tcPr>
-            <w:tcW w:type="dxa" w:w="1080"/>
-          </w:tcPr>
-          <w:p>
-            <w:r>
-              <w:t>9B</w:t>
-              <w:br/>
-              <w:t>ISLAMIAT IX</w:t>
-            </w:r>
-          </w:p>
-        </w:tc>
-        <w:tc>
-          <w:tcPr>
-            <w:tcW w:type="dxa" w:w="1080"/>
-          </w:tcPr>
-          <w:p>
-            <w:r/>
-          </w:p>
-        </w:tc>
-        <w:tc>
-          <w:tcPr>
-            <w:tcW w:type="dxa" w:w="1080"/>
+            <w:tcW w:type="dxa" w:w="1530"/>
           </w:tcPr>
           <w:p>
             <w:r/>
@@ -835,7 +863,7 @@
       </w:tr>
     </w:tbl>
     <w:sectPr>
-      <w:pgSz w:w="12240" w:h="15840"/>
+      <w:pgSz w:w="15840" w:h="12240" w:orient="landscape"/>
       <w:pgMar w:top="1440" w:right="1800" w:bottom="1440" w:left="1800" w:header="720" w:footer="720" w:gutter="0"/>
       <w:cols w:space="720"/>
       <w:docGrid w:linePitch="360"/>

--- a/KANEEZ FATIMA_timetable.docx
+++ b/KANEEZ FATIMA_timetable.docx
@@ -187,11 +187,7 @@
             <w:tcW w:type="dxa" w:w="1530"/>
           </w:tcPr>
           <w:p>
-            <w:r>
-              <w:t>7D</w:t>
-              <w:br/>
-              <w:t>PH</w:t>
-            </w:r>
+            <w:r/>
           </w:p>
         </w:tc>
         <w:tc>
@@ -575,7 +571,11 @@
             <w:tcW w:type="dxa" w:w="1530"/>
           </w:tcPr>
           <w:p>
-            <w:r/>
+            <w:r>
+              <w:t>7D</w:t>
+              <w:br/>
+              <w:t>PH</w:t>
+            </w:r>
           </w:p>
         </w:tc>
         <w:tc>

--- a/KANEEZ FATIMA_timetable.docx
+++ b/KANEEZ FATIMA_timetable.docx
@@ -163,7 +163,11 @@
             <w:tcW w:type="dxa" w:w="1530"/>
           </w:tcPr>
           <w:p>
-            <w:r/>
+            <w:r>
+              <w:t>9C</w:t>
+              <w:br/>
+              <w:t>ISLAMIAT IX</w:t>
+            </w:r>
           </w:p>
         </w:tc>
         <w:tc>
@@ -235,11 +239,7 @@
             <w:tcW w:type="dxa" w:w="1530"/>
           </w:tcPr>
           <w:p>
-            <w:r>
-              <w:t>9C</w:t>
-              <w:br/>
-              <w:t>ISLAMIAT IX</w:t>
-            </w:r>
+            <w:r/>
           </w:p>
         </w:tc>
         <w:tc>

--- a/KANEEZ FATIMA_timetable.docx
+++ b/KANEEZ FATIMA_timetable.docx
@@ -591,11 +591,7 @@
             <w:tcW w:type="dxa" w:w="1530"/>
           </w:tcPr>
           <w:p>
-            <w:r>
-              <w:t>8B</w:t>
-              <w:br/>
-              <w:t>ISLAMIAT</w:t>
-            </w:r>
+            <w:r/>
           </w:p>
         </w:tc>
         <w:tc>
@@ -763,7 +759,11 @@
             <w:tcW w:type="dxa" w:w="1530"/>
           </w:tcPr>
           <w:p>
-            <w:r/>
+            <w:r>
+              <w:t>8B</w:t>
+              <w:br/>
+              <w:t>ISLAMIAT</w:t>
+            </w:r>
           </w:p>
         </w:tc>
         <w:tc>

--- a/KANEEZ FATIMA_timetable.docx
+++ b/KANEEZ FATIMA_timetable.docx
@@ -175,7 +175,23 @@
             <w:tcW w:type="dxa" w:w="1530"/>
           </w:tcPr>
           <w:p>
-            <w:r/>
+            <w:r>
+              <w:t>9B</w:t>
+              <w:br/>
+              <w:t>ISLAMIAT IX</w:t>
+            </w:r>
+          </w:p>
+        </w:tc>
+        <w:tc>
+          <w:tcPr>
+            <w:tcW w:type="dxa" w:w="1530"/>
+          </w:tcPr>
+          <w:p>
+            <w:r>
+              <w:t>9B</w:t>
+              <w:br/>
+              <w:t>ISLAMIAT IX</w:t>
+            </w:r>
           </w:p>
         </w:tc>
         <w:tc>
@@ -191,15 +207,11 @@
             <w:tcW w:type="dxa" w:w="1530"/>
           </w:tcPr>
           <w:p>
-            <w:r/>
-          </w:p>
-        </w:tc>
-        <w:tc>
-          <w:tcPr>
-            <w:tcW w:type="dxa" w:w="1530"/>
-          </w:tcPr>
-          <w:p>
-            <w:r/>
+            <w:r>
+              <w:t>9B</w:t>
+              <w:br/>
+              <w:t>ISLAMIAT IX</w:t>
+            </w:r>
           </w:p>
         </w:tc>
         <w:tc>
@@ -447,11 +459,7 @@
             <w:tcW w:type="dxa" w:w="1530"/>
           </w:tcPr>
           <w:p>
-            <w:r>
-              <w:t>9E</w:t>
-              <w:br/>
-              <w:t>ISLAMIAT IX</w:t>
-            </w:r>
+            <w:r/>
           </w:p>
         </w:tc>
         <w:tc>
@@ -599,11 +607,7 @@
             <w:tcW w:type="dxa" w:w="1530"/>
           </w:tcPr>
           <w:p>
-            <w:r>
-              <w:t>9B</w:t>
-              <w:br/>
-              <w:t>ISLAMIAT IX</w:t>
-            </w:r>
+            <w:r/>
           </w:p>
         </w:tc>
         <w:tc>
@@ -663,11 +667,7 @@
             <w:tcW w:type="dxa" w:w="1530"/>
           </w:tcPr>
           <w:p>
-            <w:r>
-              <w:t>9B</w:t>
-              <w:br/>
-              <w:t>ISLAMIAT IX</w:t>
-            </w:r>
+            <w:r/>
           </w:p>
         </w:tc>
         <w:tc>
@@ -687,7 +687,11 @@
             <w:tcW w:type="dxa" w:w="1530"/>
           </w:tcPr>
           <w:p>
-            <w:r/>
+            <w:r>
+              <w:t>9E</w:t>
+              <w:br/>
+              <w:t>ISLAMIAT IX</w:t>
+            </w:r>
           </w:p>
         </w:tc>
         <w:tc>
@@ -817,11 +821,7 @@
             <w:tcW w:type="dxa" w:w="1530"/>
           </w:tcPr>
           <w:p>
-            <w:r>
-              <w:t>9B</w:t>
-              <w:br/>
-              <w:t>ISLAMIAT IX</w:t>
-            </w:r>
+            <w:r/>
           </w:p>
         </w:tc>
         <w:tc>

--- a/KANEEZ FATIMA_timetable.docx
+++ b/KANEEZ FATIMA_timetable.docx
@@ -12,7 +12,7 @@
     </w:p>
     <w:p>
       <w:r>
-        <w:t>Total Weekly Periods: 20</w:t>
+        <w:t>Total Weekly Periods: 22</w:t>
       </w:r>
     </w:p>
     <w:tbl>
@@ -163,11 +163,7 @@
             <w:tcW w:type="dxa" w:w="1530"/>
           </w:tcPr>
           <w:p>
-            <w:r>
-              <w:t>9C</w:t>
-              <w:br/>
-              <w:t>ISLAMIAT IX</w:t>
-            </w:r>
+            <w:r/>
           </w:p>
         </w:tc>
         <w:tc>
@@ -175,11 +171,7 @@
             <w:tcW w:type="dxa" w:w="1530"/>
           </w:tcPr>
           <w:p>
-            <w:r>
-              <w:t>9B</w:t>
-              <w:br/>
-              <w:t>ISLAMIAT IX</w:t>
-            </w:r>
+            <w:r/>
           </w:p>
         </w:tc>
         <w:tc>
@@ -187,11 +179,7 @@
             <w:tcW w:type="dxa" w:w="1530"/>
           </w:tcPr>
           <w:p>
-            <w:r>
-              <w:t>9B</w:t>
-              <w:br/>
-              <w:t>ISLAMIAT IX</w:t>
-            </w:r>
+            <w:r/>
           </w:p>
         </w:tc>
         <w:tc>
@@ -208,7 +196,7 @@
           </w:tcPr>
           <w:p>
             <w:r>
-              <w:t>9B</w:t>
+              <w:t>9C</w:t>
               <w:br/>
               <w:t>ISLAMIAT IX</w:t>
             </w:r>
@@ -251,28 +239,8 @@
             <w:tcW w:type="dxa" w:w="1530"/>
           </w:tcPr>
           <w:p>
-            <w:r/>
-          </w:p>
-        </w:tc>
-        <w:tc>
-          <w:tcPr>
-            <w:tcW w:type="dxa" w:w="1530"/>
-          </w:tcPr>
-          <w:p>
             <w:r>
-              <w:t>9C</w:t>
-              <w:br/>
-              <w:t>ISLAMIAT IX</w:t>
-            </w:r>
-          </w:p>
-        </w:tc>
-        <w:tc>
-          <w:tcPr>
-            <w:tcW w:type="dxa" w:w="1530"/>
-          </w:tcPr>
-          <w:p>
-            <w:r>
-              <w:t>9C</w:t>
+              <w:t>9E</w:t>
               <w:br/>
               <w:t>ISLAMIAT IX</w:t>
             </w:r>
@@ -292,9 +260,33 @@
           </w:tcPr>
           <w:p>
             <w:r>
-              <w:t>9C</w:t>
+              <w:t>9E</w:t>
               <w:br/>
               <w:t>ISLAMIAT IX</w:t>
+            </w:r>
+          </w:p>
+        </w:tc>
+        <w:tc>
+          <w:tcPr>
+            <w:tcW w:type="dxa" w:w="1530"/>
+          </w:tcPr>
+          <w:p>
+            <w:r>
+              <w:t>9E</w:t>
+              <w:br/>
+              <w:t>ISLAMIAT IX</w:t>
+            </w:r>
+          </w:p>
+        </w:tc>
+        <w:tc>
+          <w:tcPr>
+            <w:tcW w:type="dxa" w:w="1530"/>
+          </w:tcPr>
+          <w:p>
+            <w:r>
+              <w:t>7C</w:t>
+              <w:br/>
+              <w:t>PH</w:t>
             </w:r>
           </w:p>
         </w:tc>
@@ -336,6 +328,18 @@
           </w:tcPr>
           <w:p>
             <w:r>
+              <w:t>9C</w:t>
+              <w:br/>
+              <w:t>ISLAMIAT IX</w:t>
+            </w:r>
+          </w:p>
+        </w:tc>
+        <w:tc>
+          <w:tcPr>
+            <w:tcW w:type="dxa" w:w="1530"/>
+          </w:tcPr>
+          <w:p>
+            <w:r>
               <w:t>9B</w:t>
               <w:br/>
               <w:t>ISLAMIAT IX</w:t>
@@ -347,7 +351,11 @@
             <w:tcW w:type="dxa" w:w="1530"/>
           </w:tcPr>
           <w:p>
-            <w:r/>
+            <w:r>
+              <w:t>9C</w:t>
+              <w:br/>
+              <w:t>ISLAMIAT IX</w:t>
+            </w:r>
           </w:p>
         </w:tc>
         <w:tc>
@@ -356,18 +364,6 @@
           </w:tcPr>
           <w:p>
             <w:r/>
-          </w:p>
-        </w:tc>
-        <w:tc>
-          <w:tcPr>
-            <w:tcW w:type="dxa" w:w="1530"/>
-          </w:tcPr>
-          <w:p>
-            <w:r>
-              <w:t>9E</w:t>
-              <w:br/>
-              <w:t>ISLAMIAT IX</w:t>
-            </w:r>
           </w:p>
         </w:tc>
         <w:tc>
@@ -416,9 +412,9 @@
           </w:tcPr>
           <w:p>
             <w:r>
-              <w:t>8B</w:t>
+              <w:t>7D</w:t>
               <w:br/>
-              <w:t>ISLAMIAT</w:t>
+              <w:t>PH</w:t>
             </w:r>
           </w:p>
         </w:tc>
@@ -428,7 +424,7 @@
           </w:tcPr>
           <w:p>
             <w:r>
-              <w:t>9E</w:t>
+              <w:t>9C</w:t>
               <w:br/>
               <w:t>ISLAMIAT IX</w:t>
             </w:r>
@@ -459,7 +455,11 @@
             <w:tcW w:type="dxa" w:w="1530"/>
           </w:tcPr>
           <w:p>
-            <w:r/>
+            <w:r>
+              <w:t>9E</w:t>
+              <w:br/>
+              <w:t>ISLAMIAT IX</w:t>
+            </w:r>
           </w:p>
         </w:tc>
         <w:tc>
@@ -580,9 +580,9 @@
           </w:tcPr>
           <w:p>
             <w:r>
-              <w:t>7D</w:t>
+              <w:t>8B</w:t>
               <w:br/>
-              <w:t>PH</w:t>
+              <w:t>ISLAMIAT</w:t>
             </w:r>
           </w:p>
         </w:tc>
@@ -591,7 +591,11 @@
             <w:tcW w:type="dxa" w:w="1530"/>
           </w:tcPr>
           <w:p>
-            <w:r/>
+            <w:r>
+              <w:t>9B</w:t>
+              <w:br/>
+              <w:t>ISLAMIAT IX</w:t>
+            </w:r>
           </w:p>
         </w:tc>
         <w:tc>
@@ -648,9 +652,33 @@
           </w:tcPr>
           <w:p>
             <w:r>
+              <w:t>9B</w:t>
+              <w:br/>
+              <w:t>ISLAMIAT IX</w:t>
+            </w:r>
+          </w:p>
+        </w:tc>
+        <w:tc>
+          <w:tcPr>
+            <w:tcW w:type="dxa" w:w="1530"/>
+          </w:tcPr>
+          <w:p>
+            <w:r>
               <w:t>9E</w:t>
               <w:br/>
               <w:t>ISLAMIAT IX</w:t>
+            </w:r>
+          </w:p>
+        </w:tc>
+        <w:tc>
+          <w:tcPr>
+            <w:tcW w:type="dxa" w:w="1530"/>
+          </w:tcPr>
+          <w:p>
+            <w:r>
+              <w:t>8B</w:t>
+              <w:br/>
+              <w:t>ISLAMIAT</w:t>
             </w:r>
           </w:p>
         </w:tc>
@@ -667,30 +695,10 @@
             <w:tcW w:type="dxa" w:w="1530"/>
           </w:tcPr>
           <w:p>
-            <w:r/>
-          </w:p>
-        </w:tc>
-        <w:tc>
-          <w:tcPr>
-            <w:tcW w:type="dxa" w:w="1530"/>
-          </w:tcPr>
-          <w:p>
             <w:r>
-              <w:t>9B</w:t>
+              <w:t>7B</w:t>
               <w:br/>
-              <w:t>ISLAMIAT IX</w:t>
-            </w:r>
-          </w:p>
-        </w:tc>
-        <w:tc>
-          <w:tcPr>
-            <w:tcW w:type="dxa" w:w="1530"/>
-          </w:tcPr>
-          <w:p>
-            <w:r>
-              <w:t>9E</w:t>
-              <w:br/>
-              <w:t>ISLAMIAT IX</w:t>
+              <w:t>PH</w:t>
             </w:r>
           </w:p>
         </w:tc>
@@ -732,21 +740,9 @@
           </w:tcPr>
           <w:p>
             <w:r>
-              <w:t>7E</w:t>
+              <w:t>9B</w:t>
               <w:br/>
-              <w:t>PH</w:t>
-            </w:r>
-          </w:p>
-        </w:tc>
-        <w:tc>
-          <w:tcPr>
-            <w:tcW w:type="dxa" w:w="1530"/>
-          </w:tcPr>
-          <w:p>
-            <w:r>
-              <w:t>8B</w:t>
-              <w:br/>
-              <w:t>ISLAMIAT</w:t>
+              <w:t>ISLAMIAT IX</w:t>
             </w:r>
           </w:p>
         </w:tc>
@@ -763,10 +759,18 @@
             <w:tcW w:type="dxa" w:w="1530"/>
           </w:tcPr>
           <w:p>
+            <w:r/>
+          </w:p>
+        </w:tc>
+        <w:tc>
+          <w:tcPr>
+            <w:tcW w:type="dxa" w:w="1530"/>
+          </w:tcPr>
+          <w:p>
             <w:r>
-              <w:t>8B</w:t>
+              <w:t>9B</w:t>
               <w:br/>
-              <w:t>ISLAMIAT</w:t>
+              <w:t>ISLAMIAT IX</w:t>
             </w:r>
           </w:p>
         </w:tc>
@@ -813,6 +817,18 @@
             <w:tcW w:type="dxa" w:w="1530"/>
           </w:tcPr>
           <w:p>
+            <w:r>
+              <w:t>8B</w:t>
+              <w:br/>
+              <w:t>ISLAMIAT</w:t>
+            </w:r>
+          </w:p>
+        </w:tc>
+        <w:tc>
+          <w:tcPr>
+            <w:tcW w:type="dxa" w:w="1530"/>
+          </w:tcPr>
+          <w:p>
             <w:r/>
           </w:p>
         </w:tc>
@@ -830,18 +846,10 @@
           </w:tcPr>
           <w:p>
             <w:r>
-              <w:t>9E</w:t>
+              <w:t>7E</w:t>
               <w:br/>
-              <w:t>ISLAMIAT IX</w:t>
+              <w:t>PH</w:t>
             </w:r>
-          </w:p>
-        </w:tc>
-        <w:tc>
-          <w:tcPr>
-            <w:tcW w:type="dxa" w:w="1530"/>
-          </w:tcPr>
-          <w:p>
-            <w:r/>
           </w:p>
         </w:tc>
         <w:tc>
